--- a/Course/Component 1 - Computer Systems/1.4 Data Types, Data Structures and Boolean Algebra/1.4.1 Data Types/Homework (editable).docx
+++ b/Course/Component 1 - Computer Systems/1.4 Data Types, Data Structures and Boolean Algebra/1.4.1 Data Types/Homework (editable).docx
@@ -381,7 +381,7 @@
         <w:t>5.</w:t>
       </w:r>
       <w:r>
-        <w:t xml:space="preserve"> The 8-bit unsigned binary number </w:t>
+        <w:t xml:space="preserve"> The 8-bit two's complement value </w:t>
       </w:r>
       <w:r>
         <w:rPr>
@@ -400,7 +400,7 @@
         <w:t>arithmetic right shift of 2 places</w:t>
       </w:r>
       <w:r>
-        <w:t xml:space="preserve"> (treat the value as signed two's complement). Give the resulting bit pattern and state the arithmetic effect. </w:t>
+        <w:t xml:space="preserve">. Give the resulting bit pattern and state the arithmetic effect. </w:t>
       </w:r>
       <w:r>
         <w:rPr>
